--- a/02JUNE2026.docx
+++ b/02JUNE2026.docx
@@ -1316,7 +1316,28 @@
           <w:sz w:val="24"/>
           <w:szCs w:val="24"/>
         </w:rPr>
-        <w:t>"idk.Mysql.1729"</w:t>
+        <w:t>"</w:t>
+      </w:r>
+      <w:r>
+        <w:rPr>
+          <w:rFonts w:hint="default" w:ascii="Consolas" w:hAnsi="Consolas" w:eastAsia="Consolas"/>
+          <w:color w:val="2A00FF"/>
+          <w:sz w:val="24"/>
+          <w:szCs w:val="24"/>
+          <w:lang w:val="en-US"/>
+        </w:rPr>
+        <w:t>root</w:t>
+      </w:r>
+      <w:bookmarkStart w:id="0" w:name="_GoBack"/>
+      <w:bookmarkEnd w:id="0"/>
+      <w:r>
+        <w:rPr>
+          <w:rFonts w:hint="default" w:ascii="Consolas" w:hAnsi="Consolas" w:eastAsia="Consolas"/>
+          <w:color w:val="2A00FF"/>
+          <w:sz w:val="24"/>
+          <w:szCs w:val="24"/>
+        </w:rPr>
+        <w:t>"</w:t>
       </w:r>
       <w:r>
         <w:rPr>
@@ -1612,21 +1633,7 @@
           <w:szCs w:val="28"/>
           <w:lang w:val="en-US"/>
         </w:rPr>
-        <w:t xml:space="preserve">CONSOLE </w:t>
-      </w:r>
-      <w:bookmarkStart w:id="0" w:name="_GoBack"/>
-      <w:bookmarkEnd w:id="0"/>
-      <w:r>
-        <w:rPr>
-          <w:rFonts w:hint="default" w:ascii="Consolas" w:hAnsi="Consolas" w:eastAsia="Consolas"/>
-          <w:b/>
-          <w:bCs/>
-          <w:color w:val="000000"/>
-          <w:sz w:val="28"/>
-          <w:szCs w:val="28"/>
-          <w:lang w:val="en-US"/>
-        </w:rPr>
-        <w:t>Output :</w:t>
+        <w:t>CONSOLE Output :</w:t>
       </w:r>
       <w:r>
         <w:rPr>
